--- a/demo/Agentathon_HR_Lifecycle_Copilot_Demo_and_Documentation.docx
+++ b/demo/Agentathon_HR_Lifecycle_Copilot_Demo_and_Documentation.docx
@@ -149,7 +149,7 @@
           </mc:Choice>
           <mc:Fallback>
             <w:pict>
-              <v:line w14:anchorId="58E0E669" id="Straight Connector 1" o:spid="_x0000_s1026" style="position:absolute;z-index:251659264;visibility:visible;mso-wrap-style:square;mso-wrap-distance-left:9pt;mso-wrap-distance-top:0;mso-wrap-distance-right:9pt;mso-wrap-distance-bottom:0;mso-position-horizontal:absolute;mso-position-horizontal-relative:text;mso-position-vertical:absolute;mso-position-vertical-relative:text" from="1.5pt,6.2pt" to="384.75pt,6.2pt" o:gfxdata="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" strokecolor="#00b0f0"/>
+              <v:line w14:anchorId="4C73BDF5" id="Straight Connector 1" o:spid="_x0000_s1026" style="position:absolute;z-index:251659264;visibility:visible;mso-wrap-style:square;mso-wrap-distance-left:9pt;mso-wrap-distance-top:0;mso-wrap-distance-right:9pt;mso-wrap-distance-bottom:0;mso-position-horizontal:absolute;mso-position-horizontal-relative:text;mso-position-vertical:absolute;mso-position-vertical-relative:text" from="1.5pt,6.2pt" to="384.75pt,6.2pt" o:gfxdata="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" strokecolor="#00b0f0"/>
             </w:pict>
           </mc:Fallback>
         </mc:AlternateContent>
@@ -804,17 +804,24 @@
           <w:rFonts w:ascii="Arial" w:eastAsia="Arial" w:hAnsi="Arial" w:cs="Arial"/>
         </w:rPr>
       </w:pPr>
-      <w:r>
-        <w:rPr>
-          <w:rFonts w:ascii="Arial" w:hAnsi="Arial" w:cs="Arial"/>
+    </w:p>
+    <w:p>
+      <w:pPr>
+        <w:rPr>
+          <w:rFonts w:ascii="Arial" w:eastAsia="Arial" w:hAnsi="Arial" w:cs="Arial"/>
+        </w:rPr>
+      </w:pPr>
+      <w:r>
+        <w:rPr>
+          <w:rFonts w:ascii="Arial" w:eastAsia="Arial" w:hAnsi="Arial" w:cs="Arial"/>
           <w:noProof/>
         </w:rPr>
         <w:lastRenderedPageBreak/>
         <w:drawing>
-          <wp:inline distT="0" distB="0" distL="0" distR="0" wp14:anchorId="43272351" wp14:editId="5F2E29E2">
-            <wp:extent cx="5376576" cy="3067050"/>
+          <wp:inline distT="0" distB="0" distL="0" distR="0" wp14:anchorId="4481AEF1" wp14:editId="5FBE6156">
+            <wp:extent cx="5799825" cy="1257300"/>
             <wp:effectExtent l="0" t="0" r="0" b="0"/>
-            <wp:docPr id="1" name="Picture 1"/>
+            <wp:docPr id="1180993535" name="Picture 2"/>
             <wp:cNvGraphicFramePr>
               <a:graphicFrameLocks xmlns:a="http://schemas.openxmlformats.org/drawingml/2006/main" noChangeAspect="1"/>
             </wp:cNvGraphicFramePr>
@@ -822,7 +829,7 @@
               <a:graphicData uri="http://schemas.openxmlformats.org/drawingml/2006/picture">
                 <pic:pic xmlns:pic="http://schemas.openxmlformats.org/drawingml/2006/picture">
                   <pic:nvPicPr>
-                    <pic:cNvPr id="0" name="hr_lifecycle_copilot_architecture.png"/>
+                    <pic:cNvPr id="1180993535" name="Picture 1180993535"/>
                     <pic:cNvPicPr/>
                   </pic:nvPicPr>
                   <pic:blipFill>
@@ -834,7 +841,7 @@
                   <pic:spPr>
                     <a:xfrm>
                       <a:off x="0" y="0"/>
-                      <a:ext cx="5379161" cy="3068525"/>
+                      <a:ext cx="5816065" cy="1260821"/>
                     </a:xfrm>
                     <a:prstGeom prst="rect">
                       <a:avLst/>
@@ -857,55 +864,6 @@
       <w:r>
         <w:rPr>
           <w:rFonts w:ascii="Arial" w:eastAsia="Arial" w:hAnsi="Arial" w:cs="Arial"/>
-          <w:noProof/>
-        </w:rPr>
-        <w:drawing>
-          <wp:inline distT="0" distB="0" distL="0" distR="0" wp14:anchorId="21A5C8DD" wp14:editId="24F96888">
-            <wp:extent cx="2190750" cy="4268852"/>
-            <wp:effectExtent l="0" t="0" r="0" b="0"/>
-            <wp:docPr id="661780664" name="Picture 2"/>
-            <wp:cNvGraphicFramePr>
-              <a:graphicFrameLocks xmlns:a="http://schemas.openxmlformats.org/drawingml/2006/main" noChangeAspect="1"/>
-            </wp:cNvGraphicFramePr>
-            <a:graphic xmlns:a="http://schemas.openxmlformats.org/drawingml/2006/main">
-              <a:graphicData uri="http://schemas.openxmlformats.org/drawingml/2006/picture">
-                <pic:pic xmlns:pic="http://schemas.openxmlformats.org/drawingml/2006/picture">
-                  <pic:nvPicPr>
-                    <pic:cNvPr id="661780664" name="Picture 661780664"/>
-                    <pic:cNvPicPr/>
-                  </pic:nvPicPr>
-                  <pic:blipFill>
-                    <a:blip r:embed="rId7"/>
-                    <a:stretch>
-                      <a:fillRect/>
-                    </a:stretch>
-                  </pic:blipFill>
-                  <pic:spPr>
-                    <a:xfrm>
-                      <a:off x="0" y="0"/>
-                      <a:ext cx="2205206" cy="4297021"/>
-                    </a:xfrm>
-                    <a:prstGeom prst="rect">
-                      <a:avLst/>
-                    </a:prstGeom>
-                  </pic:spPr>
-                </pic:pic>
-              </a:graphicData>
-            </a:graphic>
-          </wp:inline>
-        </w:drawing>
-      </w:r>
-    </w:p>
-    <w:p>
-      <w:pPr>
-        <w:jc w:val="center"/>
-        <w:rPr>
-          <w:rFonts w:ascii="Arial" w:eastAsia="Arial" w:hAnsi="Arial" w:cs="Arial"/>
-        </w:rPr>
-      </w:pPr>
-      <w:r>
-        <w:rPr>
-          <w:rFonts w:ascii="Arial" w:eastAsia="Arial" w:hAnsi="Arial" w:cs="Arial"/>
         </w:rPr>
         <w:t xml:space="preserve">Fig. </w:t>
       </w:r>
@@ -933,7 +891,6 @@
           <w:sz w:val="32"/>
           <w:szCs w:val="32"/>
         </w:rPr>
-        <w:lastRenderedPageBreak/>
         <w:t>5. Agent Configuration (Copilot Studio)</w:t>
       </w:r>
     </w:p>
@@ -1431,6 +1388,7 @@
           <w:i/>
           <w:iCs/>
         </w:rPr>
+        <w:lastRenderedPageBreak/>
         <w:t>Collect structured and complete information</w:t>
       </w:r>
     </w:p>
@@ -1585,7 +1543,6 @@
           <w:i/>
           <w:iCs/>
         </w:rPr>
-        <w:lastRenderedPageBreak/>
         <w:t xml:space="preserve">Trigger automation workflows </w:t>
       </w:r>
       <w:proofErr w:type="gramStart"/>
@@ -2053,6 +2010,7 @@
           <w:i/>
           <w:iCs/>
         </w:rPr>
+        <w:lastRenderedPageBreak/>
         <w:t>A structured summary</w:t>
       </w:r>
     </w:p>
@@ -2179,7 +2137,6 @@
           <w:i/>
           <w:iCs/>
         </w:rPr>
-        <w:lastRenderedPageBreak/>
         <w:t>“Process a leaver”</w:t>
       </w:r>
     </w:p>
@@ -2635,6 +2592,7 @@
           <w:i/>
           <w:iCs/>
         </w:rPr>
+        <w:lastRenderedPageBreak/>
         <w:t>Use plain English</w:t>
       </w:r>
     </w:p>
@@ -2778,7 +2736,6 @@
           <w:i/>
           <w:iCs/>
         </w:rPr>
-        <w:lastRenderedPageBreak/>
         <w:t>Always confirm key information — never assume</w:t>
       </w:r>
     </w:p>
@@ -3673,7 +3630,7 @@
                 <w:sz w:val="18"/>
                 <w:szCs w:val="18"/>
               </w:rPr>
-              <w:t>Shows action-ready output; can route to dummy email in demo mode</w:t>
+              <w:t>Shows action-ready output; can route to dummy email</w:t>
             </w:r>
           </w:p>
         </w:tc>
@@ -3731,31 +3688,7 @@
                 <w:sz w:val="18"/>
                 <w:szCs w:val="18"/>
               </w:rPr>
-              <w:t xml:space="preserve"> (</w:t>
-            </w:r>
-            <w:r>
-              <w:rPr>
-                <w:rFonts w:ascii="Arial" w:eastAsia="Arial" w:hAnsi="Arial" w:cs="Arial"/>
-                <w:sz w:val="18"/>
-                <w:szCs w:val="18"/>
-              </w:rPr>
-              <w:t xml:space="preserve">planned </w:t>
-            </w:r>
-            <w:r>
-              <w:rPr>
-                <w:rFonts w:ascii="Arial" w:eastAsia="Arial" w:hAnsi="Arial" w:cs="Arial"/>
-                <w:sz w:val="18"/>
-                <w:szCs w:val="18"/>
-              </w:rPr>
-              <w:t xml:space="preserve">for </w:t>
-            </w:r>
-            <w:r>
-              <w:rPr>
-                <w:rFonts w:ascii="Arial" w:eastAsia="Arial" w:hAnsi="Arial" w:cs="Arial"/>
-                <w:sz w:val="18"/>
-                <w:szCs w:val="18"/>
-              </w:rPr>
-              <w:t>Phase 2)</w:t>
+              <w:t xml:space="preserve"> (planned for Phase 2)</w:t>
             </w:r>
           </w:p>
         </w:tc>
@@ -3777,7 +3710,15 @@
                 <w:sz w:val="18"/>
                 <w:szCs w:val="18"/>
               </w:rPr>
-              <w:t>Optional: show proactive comms and visibility in Teams</w:t>
+              <w:t>S</w:t>
+            </w:r>
+            <w:r>
+              <w:rPr>
+                <w:rFonts w:ascii="Arial" w:eastAsia="Arial" w:hAnsi="Arial" w:cs="Arial"/>
+                <w:sz w:val="18"/>
+                <w:szCs w:val="18"/>
+              </w:rPr>
+              <w:t>how proactive comms and visibility in Teams</w:t>
             </w:r>
           </w:p>
         </w:tc>
@@ -4084,7 +4025,7 @@
         </w:rPr>
         <w:t xml:space="preserve">Use “Demo mode” for outbound email: route to a dummy address (e.g., </w:t>
       </w:r>
-      <w:hyperlink r:id="rId8" w:history="1">
+      <w:hyperlink r:id="rId7" w:history="1">
         <w:r>
           <w:rPr>
             <w:rStyle w:val="Hyperlink"/>
@@ -4125,6 +4066,7 @@
           <w:rFonts w:ascii="Arial" w:eastAsia="Arial" w:hAnsi="Arial" w:cs="Arial"/>
           <w:color w:val="1F497D" w:themeColor="text2"/>
         </w:rPr>
+        <w:lastRenderedPageBreak/>
         <w:t xml:space="preserve">6. Demo Runbook </w:t>
       </w:r>
     </w:p>
@@ -4274,7 +4216,6 @@
           <w:rFonts w:ascii="Arial" w:eastAsia="Arial" w:hAnsi="Arial" w:cs="Arial"/>
           <w:color w:val="548DD4" w:themeColor="text2" w:themeTint="99"/>
         </w:rPr>
-        <w:lastRenderedPageBreak/>
         <w:t xml:space="preserve">6.2 </w:t>
       </w:r>
       <w:proofErr w:type="gramStart"/>
@@ -4598,7 +4539,7 @@
                           <pic:cNvPicPr/>
                         </pic:nvPicPr>
                         <pic:blipFill>
-                          <a:blip r:embed="rId9"/>
+                          <a:blip r:embed="rId8"/>
                           <a:stretch>
                             <a:fillRect/>
                           </a:stretch>
@@ -4746,6 +4687,7 @@
                 <w:sz w:val="18"/>
                 <w:szCs w:val="18"/>
               </w:rPr>
+              <w:lastRenderedPageBreak/>
               <w:drawing>
                 <wp:inline distT="0" distB="0" distL="0" distR="0" wp14:anchorId="341407A1" wp14:editId="2B6DBCC7">
                   <wp:extent cx="1913631" cy="2808523"/>
@@ -4762,7 +4704,7 @@
                           <pic:cNvPicPr/>
                         </pic:nvPicPr>
                         <pic:blipFill>
-                          <a:blip r:embed="rId10"/>
+                          <a:blip r:embed="rId9"/>
                           <a:stretch>
                             <a:fillRect/>
                           </a:stretch>
@@ -4986,7 +4928,7 @@
                           <pic:cNvPicPr/>
                         </pic:nvPicPr>
                         <pic:blipFill>
-                          <a:blip r:embed="rId11"/>
+                          <a:blip r:embed="rId10"/>
                           <a:stretch>
                             <a:fillRect/>
                           </a:stretch>
@@ -5164,6 +5106,7 @@
                 <w:sz w:val="18"/>
                 <w:szCs w:val="18"/>
               </w:rPr>
+              <w:lastRenderedPageBreak/>
               <w:drawing>
                 <wp:inline distT="0" distB="0" distL="0" distR="0" wp14:anchorId="3F4889D6" wp14:editId="795F54E4">
                   <wp:extent cx="3062996" cy="3190875"/>
@@ -5180,7 +5123,7 @@
                           <pic:cNvPicPr/>
                         </pic:nvPicPr>
                         <pic:blipFill>
-                          <a:blip r:embed="rId12"/>
+                          <a:blip r:embed="rId11"/>
                           <a:stretch>
                             <a:fillRect/>
                           </a:stretch>
@@ -5231,6 +5174,7 @@
                 <w:sz w:val="18"/>
                 <w:szCs w:val="18"/>
               </w:rPr>
+              <w:lastRenderedPageBreak/>
               <w:t>Output</w:t>
             </w:r>
           </w:p>
@@ -5384,7 +5328,6 @@
                 <w:sz w:val="18"/>
                 <w:szCs w:val="18"/>
               </w:rPr>
-              <w:lastRenderedPageBreak/>
               <w:drawing>
                 <wp:inline distT="0" distB="0" distL="0" distR="0" wp14:anchorId="5DD8B782" wp14:editId="2A0E0094">
                   <wp:extent cx="5238750" cy="3316662"/>
@@ -5401,7 +5344,7 @@
                           <pic:cNvPicPr/>
                         </pic:nvPicPr>
                         <pic:blipFill>
-                          <a:blip r:embed="rId13"/>
+                          <a:blip r:embed="rId12"/>
                           <a:stretch>
                             <a:fillRect/>
                           </a:stretch>
@@ -5459,6 +5402,7 @@
                 <w:sz w:val="18"/>
                 <w:szCs w:val="18"/>
               </w:rPr>
+              <w:lastRenderedPageBreak/>
               <w:drawing>
                 <wp:inline distT="0" distB="0" distL="0" distR="0" wp14:anchorId="25C1BA54" wp14:editId="75D582C0">
                   <wp:extent cx="5486400" cy="3018155"/>
@@ -5475,7 +5419,7 @@
                           <pic:cNvPicPr/>
                         </pic:nvPicPr>
                         <pic:blipFill>
-                          <a:blip r:embed="rId14"/>
+                          <a:blip r:embed="rId13"/>
                           <a:stretch>
                             <a:fillRect/>
                           </a:stretch>
@@ -5620,26 +5564,7 @@
           <w:sz w:val="26"/>
           <w:szCs w:val="26"/>
         </w:rPr>
-        <w:lastRenderedPageBreak/>
-        <w:t>6.4</w:t>
-      </w:r>
-      <w:r>
-        <w:rPr>
-          <w:rFonts w:ascii="Arial" w:eastAsia="Arial" w:hAnsi="Arial" w:cs="Arial"/>
-          <w:color w:val="548DD4" w:themeColor="text2" w:themeTint="99"/>
-          <w:sz w:val="26"/>
-          <w:szCs w:val="26"/>
-        </w:rPr>
-        <w:t xml:space="preserve">. </w:t>
-      </w:r>
-      <w:r>
-        <w:rPr>
-          <w:rFonts w:ascii="Arial" w:eastAsia="Arial" w:hAnsi="Arial" w:cs="Arial"/>
-          <w:color w:val="548DD4" w:themeColor="text2" w:themeTint="99"/>
-          <w:sz w:val="26"/>
-          <w:szCs w:val="26"/>
-        </w:rPr>
-        <w:t>Phase 2 - Roadmap</w:t>
+        <w:t>6.4. Phase 2 - Roadmap</w:t>
       </w:r>
     </w:p>
     <w:p>
@@ -5652,6 +5577,7 @@
       <w:r>
         <w:rPr>
           <w:rFonts w:ascii="Arial" w:eastAsia="Arial" w:hAnsi="Arial" w:cs="Arial"/>
+          <w:noProof/>
         </w:rPr>
         <w:drawing>
           <wp:inline distT="0" distB="0" distL="0" distR="0" wp14:anchorId="5F81C354" wp14:editId="102F4676">
@@ -5669,7 +5595,7 @@
                     <pic:cNvPicPr/>
                   </pic:nvPicPr>
                   <pic:blipFill>
-                    <a:blip r:embed="rId15"/>
+                    <a:blip r:embed="rId14"/>
                     <a:stretch>
                       <a:fillRect/>
                     </a:stretch>
@@ -5903,7 +5829,14 @@
               <w:rPr>
                 <w:rFonts w:ascii="Arial" w:eastAsia="Arial" w:hAnsi="Arial" w:cs="Arial"/>
               </w:rPr>
-              <w:t>Plain English prompts, guided steps, minimal cognitive load, safe outputs (drafts).</w:t>
+              <w:t xml:space="preserve">Plain English prompts, guided steps, minimal </w:t>
+            </w:r>
+            <w:r>
+              <w:rPr>
+                <w:rFonts w:ascii="Arial" w:eastAsia="Arial" w:hAnsi="Arial" w:cs="Arial"/>
+              </w:rPr>
+              <w:lastRenderedPageBreak/>
+              <w:t>cognitive load, safe outputs (drafts).</w:t>
             </w:r>
           </w:p>
         </w:tc>
@@ -5921,6 +5854,7 @@
               <w:rPr>
                 <w:rFonts w:ascii="Arial" w:eastAsia="Arial" w:hAnsi="Arial" w:cs="Arial"/>
               </w:rPr>
+              <w:lastRenderedPageBreak/>
               <w:t xml:space="preserve">Snapshot(s) of guided questions </w:t>
             </w:r>
             <w:r>
@@ -5933,7 +5867,14 @@
               <w:rPr>
                 <w:rFonts w:ascii="Arial" w:eastAsia="Arial" w:hAnsi="Arial" w:cs="Arial"/>
               </w:rPr>
-              <w:t xml:space="preserve"> clean summary</w:t>
+              <w:t xml:space="preserve"> clean </w:t>
+            </w:r>
+            <w:r>
+              <w:rPr>
+                <w:rFonts w:ascii="Arial" w:eastAsia="Arial" w:hAnsi="Arial" w:cs="Arial"/>
+              </w:rPr>
+              <w:lastRenderedPageBreak/>
+              <w:t>summary</w:t>
             </w:r>
             <w:r>
               <w:rPr>
@@ -5959,6 +5900,7 @@
               <w:rPr>
                 <w:rFonts w:ascii="Arial" w:eastAsia="Arial" w:hAnsi="Arial" w:cs="Arial"/>
               </w:rPr>
+              <w:lastRenderedPageBreak/>
               <w:t>Impact (quantitative)</w:t>
             </w:r>
           </w:p>
@@ -6202,7 +6144,6 @@
                 <w:bCs/>
                 <w:noProof/>
               </w:rPr>
-              <w:lastRenderedPageBreak/>
               <w:drawing>
                 <wp:inline distT="0" distB="0" distL="0" distR="0" wp14:anchorId="75F43AD1" wp14:editId="2A6B15EF">
                   <wp:extent cx="5486400" cy="1517650"/>
@@ -6219,7 +6160,7 @@
                           <pic:cNvPicPr/>
                         </pic:nvPicPr>
                         <pic:blipFill>
-                          <a:blip r:embed="rId16"/>
+                          <a:blip r:embed="rId15"/>
                           <a:stretch>
                             <a:fillRect/>
                           </a:stretch>
@@ -6310,7 +6251,7 @@
                           <pic:cNvPicPr/>
                         </pic:nvPicPr>
                         <pic:blipFill>
-                          <a:blip r:embed="rId17"/>
+                          <a:blip r:embed="rId16"/>
                           <a:stretch>
                             <a:fillRect/>
                           </a:stretch>
@@ -6393,7 +6334,7 @@
                           <pic:cNvPicPr/>
                         </pic:nvPicPr>
                         <pic:blipFill>
-                          <a:blip r:embed="rId18"/>
+                          <a:blip r:embed="rId17"/>
                           <a:stretch>
                             <a:fillRect/>
                           </a:stretch>
@@ -6924,6 +6865,7 @@
               <w:rPr>
                 <w:rFonts w:ascii="Arial" w:hAnsi="Arial" w:cs="Arial"/>
               </w:rPr>
+              <w:lastRenderedPageBreak/>
               <w:t>Average hourly cost of time (£/hour)</w:t>
             </w:r>
           </w:p>
@@ -7454,7 +7396,6 @@
         <w:rPr>
           <w:rFonts w:ascii="Arial" w:eastAsia="Arial" w:hAnsi="Arial" w:cs="Arial"/>
         </w:rPr>
-        <w:lastRenderedPageBreak/>
         <w:t>8.3 Financial model table (</w:t>
       </w:r>
       <w:r>
@@ -8240,6 +8181,7 @@
           <w:szCs w:val="22"/>
           <w:lang w:val="en-GB"/>
         </w:rPr>
+        <w:lastRenderedPageBreak/>
         <w:t>Note:</w:t>
       </w:r>
       <w:r>
@@ -10928,6 +10870,7 @@
   <w:style w:type="character" w:default="1" w:styleId="DefaultParagraphFont">
     <w:name w:val="Default Paragraph Font"/>
     <w:uiPriority w:val="1"/>
+    <w:semiHidden/>
     <w:unhideWhenUsed/>
   </w:style>
   <w:style w:type="table" w:default="1" w:styleId="TableNormal">
